--- a/smlouva16_anon.docx
+++ b/smlouva16_anon.docx
@@ -226,7 +226,7 @@
     <w:p/>
     <w:p>
       <w:r>
-        <w:t>Rodinný stav: ženatý (Mgr. [[PERSON_2]], roz. Svobodová, [[BIRTH_ID_2]])</w:t>
+        <w:t>Rodinný stav: ženatý (Mgr. [[PERSON_3]], roz. [[PERSON_2]], [[BIRTH_ID_2]])</w:t>
       </w:r>
     </w:p>
     <w:p>
@@ -248,7 +248,7 @@
     <w:p/>
     <w:p>
       <w:r>
-        <w:t>MUDr. [[PERSON_3]], Ph.D.</w:t>
+        <w:t>MUDr. [[PERSON_4]], Ph.D.</w:t>
       </w:r>
     </w:p>
     <w:p>
@@ -304,7 +304,7 @@
     <w:p/>
     <w:p>
       <w:r>
-        <w:t>Rodinný stav: rozvedená (bývalý manžel: Ing. [[PERSON_4]], [[BIRTH_ID_4]])</w:t>
+        <w:t>Rodinný stav: rozvedená (bývalý manžel: Ing. [[PERSON_5]], [[BIRTH_ID_4]])</w:t>
       </w:r>
     </w:p>
     <w:p>
@@ -325,7 +325,7 @@
     </w:p>
     <w:p>
       <w:r>
-        <w:t>Rozdělení: [[PERSON_1]] 60%, [[PERSON_3]] 40%</w:t>
+        <w:t>Rozdělení: [[PERSON_1]] 60%, [[PERSON_4]] 40%</w:t>
       </w:r>
     </w:p>
     <w:p/>
@@ -376,7 +376,7 @@
     </w:p>
     <w:p>
       <w:r>
-        <w:t>Zastoupena: Ing. [[PERSON_5]], MBA, investiční ředitel</w:t>
+        <w:t>Zastoupena: Ing. [[PERSON_6]], MBA, investiční ředitel</w:t>
       </w:r>
     </w:p>
     <w:p>
@@ -496,7 +496,7 @@
     </w:p>
     <w:p>
       <w:r>
-        <w:t>- MUDr. [[PERSON_3]], Ph.D. ([[BIRTH_ID_3]])</w:t>
+        <w:t>- MUDr. [[PERSON_4]], Ph.D. ([[BIRTH_ID_3]])</w:t>
       </w:r>
     </w:p>
     <w:p/>
@@ -591,7 +591,7 @@
     </w:p>
     <w:p>
       <w:r>
-        <w:t xml:space="preserve">     - [[PERSON_3]] (40%): 18 000 000 Kč</w:t>
+        <w:t xml:space="preserve">     - [[PERSON_4]] (40%): 18 000 000 Kč</w:t>
       </w:r>
     </w:p>
     <w:p/>
@@ -1062,7 +1062,7 @@
     </w:p>
     <w:p>
       <w:r>
-        <w:t xml:space="preserve">     B) MUDr. [[PERSON_3]], Ph.D. - CMO &amp; Co-founder</w:t>
+        <w:t xml:space="preserve">     B) MUDr. [[PERSON_4]], Ph.D. - CMO &amp; Co-founder</w:t>
       </w:r>
     </w:p>
     <w:p>
@@ -1223,7 +1223,7 @@
     </w:p>
     <w:p>
       <w:r>
-        <w:t xml:space="preserve">     C) Ing. [[PERSON_6]] - CFO</w:t>
+        <w:t xml:space="preserve">     C) Ing. [[PERSON_7]] - CFO</w:t>
       </w:r>
     </w:p>
     <w:p>
@@ -1343,7 +1343,7 @@
     </w:p>
     <w:p>
       <w:r>
-        <w:t xml:space="preserve">        Reference: Ing. [[PERSON_7]], partner KPMG</w:t>
+        <w:t xml:space="preserve">        Reference: Ing. [[PERSON_8]], partner KPMG</w:t>
       </w:r>
     </w:p>
     <w:p>
@@ -1368,7 +1368,7 @@
     </w:p>
     <w:p>
       <w:r>
-        <w:t xml:space="preserve">     D) Bc. [[PERSON_2]] - Head of Operations</w:t>
+        <w:t xml:space="preserve">     D) Bc. [[PERSON_3]] - Head of Operations</w:t>
       </w:r>
     </w:p>
     <w:p>
@@ -1481,7 +1481,7 @@
     <w:p/>
     <w:p>
       <w:r>
-        <w:t xml:space="preserve">     1) MUDr. [[PERSON_8]] - Internista</w:t>
+        <w:t xml:space="preserve">     1) MUDr. [[PERSON_9]] - Internista</w:t>
       </w:r>
     </w:p>
     <w:p>
@@ -1581,7 +1581,7 @@
     </w:p>
     <w:p>
       <w:r>
-        <w:t xml:space="preserve">     2) MUDr. [[PERSON_9]] - Praktická lékařka</w:t>
+        <w:t xml:space="preserve">     2) MUDr. [[PERSON_10]] - Praktická lékařka</w:t>
       </w:r>
     </w:p>
     <w:p>
@@ -1682,7 +1682,7 @@
     </w:p>
     <w:p>
       <w:r>
-        <w:t xml:space="preserve">     3) MUDr. [[PERSON_10]] - Kardiolog</w:t>
+        <w:t xml:space="preserve">     3) MUDr. [[PERSON_11]] - Kardiolog</w:t>
       </w:r>
     </w:p>
     <w:p>
@@ -1780,7 +1780,7 @@
     </w:p>
     <w:p>
       <w:r>
-        <w:t xml:space="preserve">     A) Bc. [[PERSON_11]] - Vedoucí sestra</w:t>
+        <w:t xml:space="preserve">     A) Bc. [[PERSON_12]] - Vedoucí sestra</w:t>
       </w:r>
     </w:p>
     <w:p>
@@ -1810,7 +1810,7 @@
     </w:p>
     <w:p>
       <w:r>
-        <w:t xml:space="preserve">     B) [[PERSON_12]] - Zdravotní sestra</w:t>
+        <w:t xml:space="preserve">     B) [[PERSON_13]] - Zdravotní sestra</w:t>
       </w:r>
     </w:p>
     <w:p>
@@ -1850,7 +1850,7 @@
     </w:p>
     <w:p>
       <w:r>
-        <w:t xml:space="preserve">     C) [[PERSON_13]] - Recepční + admin</w:t>
+        <w:t xml:space="preserve">     C) [[PERSON_14]] - Recepční + admin</w:t>
       </w:r>
     </w:p>
     <w:p>
@@ -1892,7 +1892,7 @@
     <w:p/>
     <w:p>
       <w:r>
-        <w:t xml:space="preserve">     A) Ing. [[PERSON_14]] - IT Manager</w:t>
+        <w:t xml:space="preserve">     A) Ing. [[PERSON_15]] - IT Manager</w:t>
       </w:r>
     </w:p>
     <w:p>
@@ -2095,7 +2095,7 @@
     </w:p>
     <w:p>
       <w:r>
-        <w:t xml:space="preserve">     Jméno: Ing. [[PERSON_15]]</w:t>
+        <w:t xml:space="preserve">     Jméno: Ing. [[PERSON_16]]</w:t>
       </w:r>
     </w:p>
     <w:p>
@@ -2135,7 +2135,7 @@
     </w:p>
     <w:p>
       <w:r>
-        <w:t xml:space="preserve">     Ošetřující lékař: MUDr. [[PERSON_8]] (internista)</w:t>
+        <w:t xml:space="preserve">     Ošetřující lékař: MUDr. [[PERSON_9]] (internista)</w:t>
       </w:r>
     </w:p>
     <w:p>
@@ -2326,7 +2326,7 @@
     </w:p>
     <w:p>
       <w:r>
-        <w:t xml:space="preserve">     Jméno: Mgr. [[PERSON_16]]</w:t>
+        <w:t xml:space="preserve">     Jméno: Mgr. [[PERSON_17]]</w:t>
       </w:r>
     </w:p>
     <w:p>
@@ -2366,7 +2366,7 @@
     </w:p>
     <w:p>
       <w:r>
-        <w:t xml:space="preserve">     Ošetřující lékař: MUDr. [[PERSON_9]] (praktická)</w:t>
+        <w:t xml:space="preserve">     Ošetřující lékař: MUDr. [[PERSON_10]] (praktická)</w:t>
       </w:r>
     </w:p>
     <w:p>
@@ -2416,7 +2416,7 @@
     </w:p>
     <w:p>
       <w:r>
-        <w:t xml:space="preserve">     Psychiatr: MUDr. [[PERSON_17]], Ph.D. (externí, Psychiatrická ambulance)</w:t>
+        <w:t xml:space="preserve">     Psychiatr: MUDr. [[PERSON_18]], Ph.D. (externí, Psychiatrická ambulance)</w:t>
       </w:r>
     </w:p>
     <w:p>
@@ -2466,7 +2466,7 @@
     </w:p>
     <w:p>
       <w:r>
-        <w:t xml:space="preserve">     Psychoterapeut: Mgr. [[PERSON_18]], Ph.D.</w:t>
+        <w:t xml:space="preserve">     Psychoterapeut: Mgr. [[PERSON_19]], Ph.D.</w:t>
       </w:r>
     </w:p>
     <w:p>
@@ -2577,7 +2577,7 @@
     </w:p>
     <w:p>
       <w:r>
-        <w:t xml:space="preserve">     Jméno: Bc. [[PERSON_6]]</w:t>
+        <w:t xml:space="preserve">     Jméno: Bc. [[PERSON_7]]</w:t>
       </w:r>
     </w:p>
     <w:p>
@@ -2617,7 +2617,7 @@
     </w:p>
     <w:p>
       <w:r>
-        <w:t xml:space="preserve">     Ošetřující lékař: MUDr. [[PERSON_10]] (kardiolog)</w:t>
+        <w:t xml:space="preserve">     Ošetřující lékař: MUDr. [[PERSON_11]] (kardiolog)</w:t>
       </w:r>
     </w:p>
     <w:p>
@@ -2854,7 +2854,7 @@
     </w:p>
     <w:p>
       <w:r>
-        <w:t xml:space="preserve">     Jméno: Ing. [[PERSON_13]]</w:t>
+        <w:t xml:space="preserve">     Jméno: Ing. [[PERSON_14]]</w:t>
       </w:r>
     </w:p>
     <w:p>
@@ -2894,7 +2894,7 @@
     </w:p>
     <w:p>
       <w:r>
-        <w:t xml:space="preserve">     Ošetřující lékař: MUDr. [[PERSON_9]]</w:t>
+        <w:t xml:space="preserve">     Ošetřující lékař: MUDr. [[PERSON_10]]</w:t>
       </w:r>
     </w:p>
     <w:p>
@@ -2980,7 +2980,7 @@
     </w:p>
     <w:p>
       <w:r>
-        <w:t xml:space="preserve">       (Chirurg: MUDr. [[PERSON_19]], Ph.D., Onkologická klinika FN Motol)</w:t>
+        <w:t xml:space="preserve">       (Chirurg: MUDr. [[PERSON_20]], Ph.D., Onkologická klinika FN Motol)</w:t>
       </w:r>
     </w:p>
     <w:p>
@@ -2990,7 +2990,7 @@
     </w:p>
     <w:p>
       <w:r>
-        <w:t xml:space="preserve">       (Onkolog: MUDr. [[PERSON_20]], FN Motol)</w:t>
+        <w:t xml:space="preserve">       (Onkolog: MUDr. [[PERSON_21]], FN Motol)</w:t>
       </w:r>
     </w:p>
     <w:p>
@@ -3045,7 +3045,7 @@
     </w:p>
     <w:p>
       <w:r>
-        <w:t xml:space="preserve">     - Psychoterapeut: PhDr. [[PERSON_21]], Ph.D.</w:t>
+        <w:t xml:space="preserve">     - Psychoterapeut: PhDr. [[PERSON_22]], Ph.D.</w:t>
       </w:r>
     </w:p>
     <w:p>
@@ -3178,7 +3178,7 @@
     <w:p/>
     <w:p>
       <w:r>
-        <w:t xml:space="preserve">     1) Ing. [[PERSON_22]] ([[BIRTH_ID_18]])</w:t>
+        <w:t xml:space="preserve">     1) Ing. [[PERSON_23]] ([[BIRTH_ID_18]])</w:t>
       </w:r>
     </w:p>
     <w:p>
@@ -3193,7 +3193,7 @@
     </w:p>
     <w:p>
       <w:r>
-        <w:t xml:space="preserve">     2) MUDr. [[PERSON_23]] ([[BIRTH_ID_19]])</w:t>
+        <w:t xml:space="preserve">     2) MUDr. [[PERSON_24]] ([[BIRTH_ID_19]])</w:t>
       </w:r>
     </w:p>
     <w:p>
@@ -3208,7 +3208,7 @@
     </w:p>
     <w:p>
       <w:r>
-        <w:t xml:space="preserve">     3) Mgr. [[PERSON_18]] ([[BIRTH_ID_20]])</w:t>
+        <w:t xml:space="preserve">     3) Mgr. [[PERSON_19]] ([[BIRTH_ID_20]])</w:t>
       </w:r>
     </w:p>
     <w:p>
@@ -3712,7 +3712,7 @@
     </w:p>
     <w:p>
       <w:r>
-        <w:t xml:space="preserve">     - GDPR: ANO (DPO: Mgr. [[PERSON_21]], ext., [[EMAIL_20]])</w:t>
+        <w:t xml:space="preserve">     - GDPR: ANO (DPO: Mgr. [[PERSON_22]], ext., [[EMAIL_20]])</w:t>
       </w:r>
     </w:p>
     <w:p>
@@ -3847,7 +3847,7 @@
     </w:p>
     <w:p>
       <w:r>
-        <w:t xml:space="preserve">        Kontaktní osoba: Ing. [[PERSON_7]] (majitel)</w:t>
+        <w:t xml:space="preserve">        Kontaktní osoba: Ing. [[PERSON_8]] (majitel)</w:t>
       </w:r>
     </w:p>
     <w:p>
@@ -3922,7 +3922,7 @@
     </w:p>
     <w:p>
       <w:r>
-        <w:t xml:space="preserve">        Kontakt: Bc. [[PERSON_2]], [[PHONE_17]]</w:t>
+        <w:t xml:space="preserve">        Kontakt: Bc. [[PERSON_3]], [[PHONE_17]]</w:t>
       </w:r>
     </w:p>
     <w:p>
@@ -4073,7 +4073,7 @@
     </w:p>
     <w:p>
       <w:r>
-        <w:t xml:space="preserve">           Kontakt: Mgr. [[PERSON_24]], [[PHONE_18]]</w:t>
+        <w:t xml:space="preserve">           Kontakt: Mgr. [[PERSON_25]], [[PHONE_18]]</w:t>
       </w:r>
     </w:p>
     <w:p>
@@ -4321,7 +4321,7 @@
     </w:p>
     <w:p>
       <w:r>
-        <w:t xml:space="preserve">     Žalobce: Bc. [[PERSON_21]] (bývalá pacientka)</w:t>
+        <w:t xml:space="preserve">     Žalobce: Bc. [[PERSON_22]] (bývalá pacientka)</w:t>
       </w:r>
     </w:p>
     <w:p>
@@ -4331,7 +4331,7 @@
     </w:p>
     <w:p>
       <w:r>
-        <w:t xml:space="preserve">     Právní zástupce: JUDr. [[PERSON_8]]</w:t>
+        <w:t xml:space="preserve">     Právní zástupce: JUDr. [[PERSON_9]]</w:t>
       </w:r>
     </w:p>
     <w:p>
@@ -4386,7 +4386,7 @@
     </w:p>
     <w:p>
       <w:r>
-        <w:t xml:space="preserve">     Obhajoba: JUDr. Mgr. [[PERSON_25]], Ph.D.</w:t>
+        <w:t xml:space="preserve">     Obhajoba: JUDr. Mgr. [[PERSON_26]], Ph.D.</w:t>
       </w:r>
     </w:p>
     <w:p>
@@ -4481,7 +4481,7 @@
     </w:p>
     <w:p>
       <w:r>
-        <w:t xml:space="preserve">        - DPO: Mgr. [[PERSON_21]] (externí)</w:t>
+        <w:t xml:space="preserve">        - DPO: Mgr. [[PERSON_22]] (externí)</w:t>
       </w:r>
     </w:p>
     <w:p>
@@ -4614,7 +4614,7 @@
     </w:p>
     <w:p>
       <w:r>
-        <w:t xml:space="preserve">        - [[PERSON_3]]: 14 000 000 Kč</w:t>
+        <w:t xml:space="preserve">        - [[PERSON_4]]: 14 000 000 Kč</w:t>
       </w:r>
     </w:p>
     <w:p>
@@ -4687,7 +4687,7 @@
     </w:p>
     <w:p>
       <w:r>
-        <w:t xml:space="preserve">     Držitel: Notář JUDr. [[PERSON_6]]</w:t>
+        <w:t xml:space="preserve">     Držitel: Notář JUDr. [[PERSON_7]]</w:t>
       </w:r>
     </w:p>
     <w:p>
@@ -4764,7 +4764,7 @@
     </w:p>
     <w:p>
       <w:r>
-        <w:t xml:space="preserve">     Daňový poradce: Ing. [[PERSON_7]], Ph.D.</w:t>
+        <w:t xml:space="preserve">     Daňový poradce: Ing. [[PERSON_8]], Ph.D.</w:t>
       </w:r>
     </w:p>
     <w:p>
@@ -4789,7 +4789,7 @@
     </w:p>
     <w:p>
       <w:r>
-        <w:t xml:space="preserve">     Prodávající - [[PERSON_3]]:</w:t>
+        <w:t xml:space="preserve">     Prodávající - [[PERSON_4]]:</w:t>
       </w:r>
     </w:p>
     <w:p>
@@ -4877,7 +4877,7 @@
     </w:p>
     <w:p>
       <w:r>
-        <w:t xml:space="preserve">     B) [[PERSON_3]]:</w:t>
+        <w:t xml:space="preserve">     B) [[PERSON_4]]:</w:t>
       </w:r>
     </w:p>
     <w:p>
@@ -4924,7 +4924,7 @@
     </w:p>
     <w:p>
       <w:r>
-        <w:t xml:space="preserve">     - [[PERSON_6]] (CFO): 500 000 Kč</w:t>
+        <w:t xml:space="preserve">     - [[PERSON_7]] (CFO): 500 000 Kč</w:t>
       </w:r>
     </w:p>
     <w:p>
@@ -4945,7 +4945,7 @@
     </w:p>
     <w:p>
       <w:r>
-        <w:t xml:space="preserve">     - [[PERSON_14]] (IT Manager): 300 000 Kč</w:t>
+        <w:t xml:space="preserve">     - [[PERSON_15]] (IT Manager): 300 000 Kč</w:t>
       </w:r>
     </w:p>
     <w:p>
@@ -4960,7 +4960,7 @@
     </w:p>
     <w:p>
       <w:r>
-        <w:t xml:space="preserve">     - [[PERSON_8]] (lékař): 250 000 Kč</w:t>
+        <w:t xml:space="preserve">     - [[PERSON_9]] (lékař): 250 000 Kč</w:t>
       </w:r>
     </w:p>
     <w:p>
@@ -5022,22 +5022,22 @@
     </w:p>
     <w:p>
       <w:r>
-        <w:t xml:space="preserve">     - Finanční: [[PERSON_6]] (CFO)</w:t>
-      </w:r>
-    </w:p>
-    <w:p>
-      <w:r>
-        <w:t xml:space="preserve">     - IT: [[PERSON_14]] (IT Manager)</w:t>
-      </w:r>
-    </w:p>
-    <w:p>
-      <w:r>
-        <w:t xml:space="preserve">     - Klinická: [[PERSON_3]] (CMO)</w:t>
-      </w:r>
-    </w:p>
-    <w:p>
-      <w:r>
-        <w:t xml:space="preserve">     - Legal: Externí právník (JUDr. [[PERSON_25]])</w:t>
+        <w:t xml:space="preserve">     - Finanční: [[PERSON_7]] (CFO)</w:t>
+      </w:r>
+    </w:p>
+    <w:p>
+      <w:r>
+        <w:t xml:space="preserve">     - IT: [[PERSON_15]] (IT Manager)</w:t>
+      </w:r>
+    </w:p>
+    <w:p>
+      <w:r>
+        <w:t xml:space="preserve">     - Klinická: [[PERSON_4]] (CMO)</w:t>
+      </w:r>
+    </w:p>
+    <w:p>
+      <w:r>
+        <w:t xml:space="preserve">     - Legal: Externí právník (JUDr. [[PERSON_26]])</w:t>
       </w:r>
     </w:p>
     <w:p/>
@@ -5624,7 +5624,7 @@
     </w:p>
     <w:p>
       <w:r>
-        <w:t>MUDr. [[PERSON_3]], Ph.D.</w:t>
+        <w:t>MUDr. [[PERSON_4]], Ph.D.</w:t>
       </w:r>
     </w:p>
     <w:p>
@@ -5652,7 +5652,7 @@
     </w:p>
     <w:p>
       <w:r>
-        <w:t>Ing. [[PERSON_5]], MBA</w:t>
+        <w:t>Ing. [[PERSON_6]], MBA</w:t>
       </w:r>
     </w:p>
     <w:p>
@@ -5685,7 +5685,7 @@
     </w:p>
     <w:p>
       <w:r>
-        <w:t>JUDr. [[PERSON_6]]</w:t>
+        <w:t>JUDr. [[PERSON_7]]</w:t>
       </w:r>
     </w:p>
     <w:p>
@@ -5702,7 +5702,7 @@
     </w:p>
     <w:p>
       <w:r>
-        <w:t>Mgr. [[PERSON_21]]</w:t>
+        <w:t>Mgr. [[PERSON_22]]</w:t>
       </w:r>
     </w:p>
     <w:p>
@@ -5735,7 +5735,7 @@
     </w:p>
     <w:p>
       <w:r>
-        <w:t>Zpracoval: JUDr. [[PERSON_25]], Ph.D. (legal counsel)</w:t>
+        <w:t>Zpracoval: JUDr. [[PERSON_26]], Ph.D. (legal counsel)</w:t>
       </w:r>
     </w:p>
     <w:p>
